--- a/documentacion/FD02-EPIS-Informe Vision.docx
+++ b/documentacion/FD02-EPIS-Informe Vision.docx
@@ -287,27 +287,7 @@
           <w:sz w:val="32"/>
           <w:szCs w:val="32"/>
         </w:rPr>
-        <w:t xml:space="preserve"> de análisis electoral y evaluación de planes de gobierno </w:t>
-      </w:r>
-      <w:r>
-        <w:rPr>
-          <w:rFonts w:ascii="Times New Roman" w:eastAsia="Arial" w:hAnsi="Times New Roman" w:cs="Times New Roman"/>
-          <w:b/>
-          <w:bCs/>
-          <w:sz w:val="32"/>
-          <w:szCs w:val="32"/>
-        </w:rPr>
-        <w:t xml:space="preserve">- </w:t>
-      </w:r>
-      <w:r>
-        <w:rPr>
-          <w:rFonts w:ascii="Times New Roman" w:eastAsia="Arial" w:hAnsi="Times New Roman" w:cs="Times New Roman"/>
-          <w:b/>
-          <w:bCs/>
-          <w:sz w:val="32"/>
-          <w:szCs w:val="32"/>
-        </w:rPr>
-        <w:t>Perú 202</w:t>
+        <w:t xml:space="preserve"> de análisis electoral Perú 202</w:t>
       </w:r>
       <w:r>
         <w:rPr>
@@ -4744,7 +4724,7 @@
           <w:b w:val="0"/>
           <w:bCs/>
         </w:rPr>
-        <w:t>dashboard</w:t>
+        <w:t>ashboard</w:t>
       </w:r>
       <w:proofErr w:type="spellEnd"/>
       <w:r>
@@ -4752,7 +4732,21 @@
           <w:b w:val="0"/>
           <w:bCs/>
         </w:rPr>
-        <w:t xml:space="preserve"> interactivo orientado al análisis de candidatos presidenciales y la evaluación de sus planes de gobierno en el marco de las Elecciones Generales del Perú 2026.</w:t>
+        <w:t xml:space="preserve"> de análisis electoral de candidatos presidenciales </w:t>
+      </w:r>
+      <w:r>
+        <w:rPr>
+          <w:b w:val="0"/>
+          <w:bCs/>
+        </w:rPr>
+        <w:t xml:space="preserve">- </w:t>
+      </w:r>
+      <w:r>
+        <w:rPr>
+          <w:b w:val="0"/>
+          <w:bCs/>
+        </w:rPr>
+        <w:t>Perú 2026</w:t>
       </w:r>
     </w:p>
     <w:p>
@@ -4966,7 +4960,7 @@
           <w:b w:val="0"/>
           <w:bCs/>
         </w:rPr>
-        <w:t>Clasificación de propuestas por dimensiones (social, económica, institucional y territorial-ambiental)</w:t>
+        <w:t>Análisis de ingresos y patrimonio declarados ante la ONPE</w:t>
       </w:r>
     </w:p>
     <w:p>
@@ -4986,7 +4980,7 @@
           <w:b w:val="0"/>
           <w:bCs/>
         </w:rPr>
-        <w:t>Comparación de propuestas por temas como salud, educación, seguridad y economía</w:t>
+        <w:t>Clasificación de candidatos según nivel de riesgo legal y penal</w:t>
       </w:r>
     </w:p>
     <w:p>
@@ -5006,7 +5000,23 @@
           <w:b w:val="0"/>
           <w:bCs/>
         </w:rPr>
-        <w:t>Uso de filtros dinámicos para analizar información por candidato, partido o dimensión</w:t>
+        <w:t xml:space="preserve">Evaluación de presencia digital en </w:t>
+      </w:r>
+      <w:proofErr w:type="spellStart"/>
+      <w:r>
+        <w:rPr>
+          <w:b w:val="0"/>
+          <w:bCs/>
+        </w:rPr>
+        <w:t>TikTok</w:t>
+      </w:r>
+      <w:proofErr w:type="spellEnd"/>
+      <w:r>
+        <w:rPr>
+          <w:b w:val="0"/>
+          <w:bCs/>
+        </w:rPr>
+        <w:t xml:space="preserve"> y actividad en campaña</w:t>
       </w:r>
     </w:p>
     <w:p>
@@ -5026,7 +5036,14 @@
           <w:b w:val="0"/>
           <w:bCs/>
         </w:rPr>
-        <w:t>Visualización de indicadores que permitan identificar prioridades y enfoques de los planes de gobierno</w:t>
+        <w:t>Uso de filtros dinámicos para analizar información por candidato o partido polític</w:t>
+      </w:r>
+      <w:r>
+        <w:rPr>
+          <w:b w:val="0"/>
+          <w:bCs/>
+        </w:rPr>
+        <w:t>o.</w:t>
       </w:r>
     </w:p>
     <w:p>
@@ -5067,7 +5084,6 @@
       </w:pPr>
       <w:bookmarkStart w:id="5" w:name="_Toc228224711"/>
       <w:r>
-        <w:lastRenderedPageBreak/>
         <w:t>Definiciones, Siglas y Abreviaturas</w:t>
       </w:r>
       <w:bookmarkEnd w:id="5"/>
@@ -5217,6 +5233,7 @@
       </w:pPr>
       <w:bookmarkStart w:id="10" w:name="_Toc228224716"/>
       <w:r>
+        <w:lastRenderedPageBreak/>
         <w:t>Referencias</w:t>
       </w:r>
       <w:bookmarkEnd w:id="10"/>
@@ -5268,7 +5285,6 @@
       </w:pPr>
       <w:bookmarkStart w:id="12" w:name="_Toc228224718"/>
       <w:r>
-        <w:lastRenderedPageBreak/>
         <w:t>Visión General</w:t>
       </w:r>
       <w:bookmarkEnd w:id="12"/>
@@ -5307,7 +5323,21 @@
           <w:b w:val="0"/>
           <w:bCs/>
         </w:rPr>
-        <w:t>Su finalidad es proporcionar una plataforma que permita analizar el perfil de los candidatos presidenciales y comparar sus planes de gobierno de manera clara, estructurada y visual.</w:t>
+        <w:t xml:space="preserve">Su finalidad es proporcionar una plataforma que permita analizar el perfil de los candidatos presidenciales y </w:t>
+      </w:r>
+      <w:r>
+        <w:rPr>
+          <w:b w:val="0"/>
+          <w:bCs/>
+        </w:rPr>
+        <w:t>analizar su perfil socioeconómico, legal y de campaña</w:t>
+      </w:r>
+      <w:r>
+        <w:rPr>
+          <w:b w:val="0"/>
+          <w:bCs/>
+        </w:rPr>
+        <w:t>.</w:t>
       </w:r>
     </w:p>
     <w:p>
@@ -5365,7 +5395,21 @@
           <w:b w:val="0"/>
           <w:bCs/>
         </w:rPr>
-        <w:t>El crecimiento del uso de herramientas digitales y plataformas de análisis de datos representa una oportunidad significativa para el desarrollo de soluciones orientadas al análisis político. En el Perú, los planes de gobierno contienen información valiosa, pero no siempre se presentan de forma clara, integrada y fácil de comparar.</w:t>
+        <w:t xml:space="preserve">El crecimiento del uso de herramientas digitales y plataformas de análisis de datos representa una oportunidad significativa para el desarrollo de soluciones orientadas al análisis político. En el Perú, </w:t>
+      </w:r>
+      <w:r>
+        <w:rPr>
+          <w:b w:val="0"/>
+          <w:bCs/>
+        </w:rPr>
+        <w:t>los datos públicos de los candidatos contienen información valiosa</w:t>
+      </w:r>
+      <w:r>
+        <w:rPr>
+          <w:b w:val="0"/>
+          <w:bCs/>
+        </w:rPr>
+        <w:t>, pero no siempre se presentan de forma clara, integrada y fácil de comparar.</w:t>
       </w:r>
     </w:p>
     <w:p>
@@ -5473,7 +5517,23 @@
           <w:b w:val="0"/>
           <w:bCs/>
         </w:rPr>
-        <w:t>Actualmente, la información relacionada con los candidatos presidenciales y sus planes de gobierno en el Perú se encuentra distribuida en diversas fuentes, lo que dificulta su acceso, análisis y comparación.</w:t>
+        <w:t xml:space="preserve">Actualmente, la información relacionada con los candidatos presidenciales en el Perú se encuentra distribuida en diversas fuentes como la ONPE, el JNE y medios digitales, lo que dificulta su acceso, análisis y comparación. Los datos sobre ingresos, patrimonio, antecedentes legales y actividad de campaña están disponibles de forma fragmentada y en formatos poco accesibles. No existe una herramienta que integre el perfil socioeconómico, legal y digital de los candidatos en un solo entorno visual. Por ello, se propone el desarrollo de un </w:t>
+      </w:r>
+      <w:proofErr w:type="spellStart"/>
+      <w:r>
+        <w:rPr>
+          <w:b w:val="0"/>
+          <w:bCs/>
+        </w:rPr>
+        <w:t>dashboard</w:t>
+      </w:r>
+      <w:proofErr w:type="spellEnd"/>
+      <w:r>
+        <w:rPr>
+          <w:b w:val="0"/>
+          <w:bCs/>
+        </w:rPr>
+        <w:t xml:space="preserve"> interactivo que centralice esta información y facilite su análisis comparativo.</w:t>
       </w:r>
     </w:p>
     <w:p>
@@ -5650,6 +5710,7 @@
           <w:b w:val="0"/>
           <w:bCs/>
         </w:rPr>
+        <w:lastRenderedPageBreak/>
         <w:t>Asimismo, el equipo desarrollador constituye un interesado clave, ya que es responsable de la implementación, mantenimiento y mejora del sistema. Las instituciones educativas también se consideran interesadas, debido a que pueden utilizar el sistema como herramienta de aprendizaje en cursos relacionados con análisis de datos y ciencias sociales.</w:t>
       </w:r>
       <w:bookmarkEnd w:id="19"/>
@@ -5665,7 +5726,6 @@
       </w:pPr>
       <w:bookmarkStart w:id="20" w:name="_Toc228224736"/>
       <w:r>
-        <w:lastRenderedPageBreak/>
         <w:t>Resumen de los usuarios</w:t>
       </w:r>
       <w:bookmarkEnd w:id="20"/>
@@ -6391,7 +6451,7 @@
     <w:p>
       <w:pPr>
         <w:pStyle w:val="Ttulo2"/>
-        <w:ind w:left="1418"/>
+        <w:ind w:left="2124"/>
         <w:rPr>
           <w:b w:val="0"/>
           <w:bCs/>
@@ -6405,27 +6465,19 @@
           <w:ilvl w:val="0"/>
           <w:numId w:val="6"/>
         </w:numPr>
-        <w:ind w:left="1352"/>
-        <w:rPr>
-          <w:b w:val="0"/>
-          <w:bCs/>
-        </w:rPr>
-      </w:pPr>
-      <w:bookmarkStart w:id="50" w:name="_Toc228224766"/>
-      <w:r>
-        <w:rPr>
-          <w:b w:val="0"/>
-          <w:bCs/>
-        </w:rPr>
-        <w:t>Visualización de resultados electorales mediante gráficos dinámicos</w:t>
-      </w:r>
-      <w:bookmarkEnd w:id="50"/>
-      <w:r>
-        <w:rPr>
-          <w:b w:val="0"/>
-          <w:bCs/>
-        </w:rPr>
-        <w:t xml:space="preserve">  </w:t>
+        <w:ind w:left="1350"/>
+        <w:rPr>
+          <w:b w:val="0"/>
+          <w:bCs/>
+        </w:rPr>
+      </w:pPr>
+      <w:bookmarkStart w:id="50" w:name="_Toc228224771"/>
+      <w:r>
+        <w:rPr>
+          <w:b w:val="0"/>
+          <w:bCs/>
+        </w:rPr>
+        <w:t>Visualización del perfil integral de candidatos presidenciales</w:t>
       </w:r>
     </w:p>
     <w:p>
@@ -6435,27 +6487,18 @@
           <w:ilvl w:val="0"/>
           <w:numId w:val="6"/>
         </w:numPr>
-        <w:ind w:left="1352"/>
-        <w:rPr>
-          <w:b w:val="0"/>
-          <w:bCs/>
-        </w:rPr>
-      </w:pPr>
-      <w:bookmarkStart w:id="51" w:name="_Toc228224767"/>
-      <w:r>
-        <w:rPr>
-          <w:b w:val="0"/>
-          <w:bCs/>
-        </w:rPr>
-        <w:t>Comparación de candidatos y sus propuestas de gobierno</w:t>
-      </w:r>
-      <w:bookmarkEnd w:id="51"/>
-      <w:r>
-        <w:rPr>
-          <w:b w:val="0"/>
-          <w:bCs/>
-        </w:rPr>
-        <w:t xml:space="preserve">  </w:t>
+        <w:ind w:left="1350"/>
+        <w:rPr>
+          <w:b w:val="0"/>
+          <w:bCs/>
+        </w:rPr>
+      </w:pPr>
+      <w:r>
+        <w:rPr>
+          <w:b w:val="0"/>
+          <w:bCs/>
+        </w:rPr>
+        <w:t>Análisis de ingresos y patrimonio declarados</w:t>
       </w:r>
     </w:p>
     <w:p>
@@ -6465,27 +6508,18 @@
           <w:ilvl w:val="0"/>
           <w:numId w:val="6"/>
         </w:numPr>
-        <w:ind w:left="1352"/>
-        <w:rPr>
-          <w:b w:val="0"/>
-          <w:bCs/>
-        </w:rPr>
-      </w:pPr>
-      <w:bookmarkStart w:id="52" w:name="_Toc228224768"/>
-      <w:r>
-        <w:rPr>
-          <w:b w:val="0"/>
-          <w:bCs/>
-        </w:rPr>
-        <w:t>Clasificación de propuestas por sectores (educación, salud, economía, etc.)</w:t>
-      </w:r>
-      <w:bookmarkEnd w:id="52"/>
-      <w:r>
-        <w:rPr>
-          <w:b w:val="0"/>
-          <w:bCs/>
-        </w:rPr>
-        <w:t xml:space="preserve">  </w:t>
+        <w:ind w:left="1350"/>
+        <w:rPr>
+          <w:b w:val="0"/>
+          <w:bCs/>
+        </w:rPr>
+      </w:pPr>
+      <w:r>
+        <w:rPr>
+          <w:b w:val="0"/>
+          <w:bCs/>
+        </w:rPr>
+        <w:t>Clasificación de riesgo legal y penal por candidato</w:t>
       </w:r>
     </w:p>
     <w:p>
@@ -6495,27 +6529,34 @@
           <w:ilvl w:val="0"/>
           <w:numId w:val="6"/>
         </w:numPr>
-        <w:ind w:left="1352"/>
-        <w:rPr>
-          <w:b w:val="0"/>
-          <w:bCs/>
-        </w:rPr>
-      </w:pPr>
-      <w:bookmarkStart w:id="53" w:name="_Toc228224769"/>
-      <w:r>
-        <w:rPr>
-          <w:b w:val="0"/>
-          <w:bCs/>
-        </w:rPr>
-        <w:t>Análisis de impacto y viabilidad de propuestas</w:t>
-      </w:r>
-      <w:bookmarkEnd w:id="53"/>
-      <w:r>
-        <w:rPr>
-          <w:b w:val="0"/>
-          <w:bCs/>
-        </w:rPr>
-        <w:t xml:space="preserve">  </w:t>
+        <w:ind w:left="1350"/>
+        <w:rPr>
+          <w:b w:val="0"/>
+          <w:bCs/>
+        </w:rPr>
+      </w:pPr>
+      <w:r>
+        <w:rPr>
+          <w:b w:val="0"/>
+          <w:bCs/>
+        </w:rPr>
+        <w:t xml:space="preserve">Evaluación de presencia en </w:t>
+      </w:r>
+      <w:proofErr w:type="spellStart"/>
+      <w:r>
+        <w:rPr>
+          <w:b w:val="0"/>
+          <w:bCs/>
+        </w:rPr>
+        <w:t>TikTok</w:t>
+      </w:r>
+      <w:proofErr w:type="spellEnd"/>
+      <w:r>
+        <w:rPr>
+          <w:b w:val="0"/>
+          <w:bCs/>
+        </w:rPr>
+        <w:t xml:space="preserve"> y cobertura de campaña</w:t>
       </w:r>
     </w:p>
     <w:p>
@@ -6525,27 +6566,18 @@
           <w:ilvl w:val="0"/>
           <w:numId w:val="6"/>
         </w:numPr>
-        <w:ind w:left="1352"/>
-        <w:rPr>
-          <w:b w:val="0"/>
-          <w:bCs/>
-        </w:rPr>
-      </w:pPr>
-      <w:bookmarkStart w:id="54" w:name="_Toc228224770"/>
-      <w:r>
-        <w:rPr>
-          <w:b w:val="0"/>
-          <w:bCs/>
-        </w:rPr>
-        <w:t>Generación de reportes visuales</w:t>
-      </w:r>
-      <w:bookmarkEnd w:id="54"/>
-      <w:r>
-        <w:rPr>
-          <w:b w:val="0"/>
-          <w:bCs/>
-        </w:rPr>
-        <w:t xml:space="preserve">  </w:t>
+        <w:ind w:left="1350"/>
+        <w:rPr>
+          <w:b w:val="0"/>
+          <w:bCs/>
+        </w:rPr>
+      </w:pPr>
+      <w:r>
+        <w:rPr>
+          <w:b w:val="0"/>
+          <w:bCs/>
+        </w:rPr>
+        <w:t>Comparación entre candidatos mediante gráficos interactivos</w:t>
       </w:r>
     </w:p>
     <w:p>
@@ -6555,27 +6587,33 @@
           <w:ilvl w:val="0"/>
           <w:numId w:val="6"/>
         </w:numPr>
-        <w:ind w:left="1352"/>
-        <w:rPr>
-          <w:b w:val="0"/>
-          <w:bCs/>
-        </w:rPr>
-      </w:pPr>
-      <w:bookmarkStart w:id="55" w:name="_Toc228224771"/>
-      <w:r>
-        <w:rPr>
-          <w:b w:val="0"/>
-          <w:bCs/>
-        </w:rPr>
-        <w:t>Interacción mediante filtros y segmentación de datos</w:t>
-      </w:r>
-      <w:bookmarkEnd w:id="55"/>
-      <w:r>
-        <w:rPr>
-          <w:b w:val="0"/>
-          <w:bCs/>
-        </w:rPr>
-        <w:t xml:space="preserve">  </w:t>
+        <w:ind w:left="1350"/>
+        <w:rPr>
+          <w:b w:val="0"/>
+          <w:bCs/>
+        </w:rPr>
+      </w:pPr>
+      <w:r>
+        <w:rPr>
+          <w:b w:val="0"/>
+          <w:bCs/>
+        </w:rPr>
+        <w:t>Filtros dinámicos por candidato y partido político</w:t>
+      </w:r>
+      <w:bookmarkEnd w:id="50"/>
+      <w:r>
+        <w:rPr>
+          <w:b w:val="0"/>
+          <w:bCs/>
+        </w:rPr>
+        <w:t>.</w:t>
+      </w:r>
+      <w:r>
+        <w:rPr>
+          <w:b w:val="0"/>
+          <w:bCs/>
+        </w:rPr>
+        <w:t xml:space="preserve"> </w:t>
       </w:r>
     </w:p>
     <w:p>
@@ -6597,7 +6635,7 @@
           <w:bCs/>
         </w:rPr>
       </w:pPr>
-      <w:bookmarkStart w:id="56" w:name="_Toc228224772"/>
+      <w:bookmarkStart w:id="51" w:name="_Toc228224772"/>
       <w:r>
         <w:rPr>
           <w:b w:val="0"/>
@@ -6605,7 +6643,7 @@
         </w:rPr>
         <w:t>Estas capacidades permitirán transformar datos complejos en información clara y útil para el usuario.</w:t>
       </w:r>
-      <w:bookmarkEnd w:id="56"/>
+      <w:bookmarkEnd w:id="51"/>
     </w:p>
     <w:p/>
     <w:p>
@@ -6616,11 +6654,11 @@
           <w:numId w:val="1"/>
         </w:numPr>
       </w:pPr>
-      <w:bookmarkStart w:id="57" w:name="_Toc228224773"/>
+      <w:bookmarkStart w:id="52" w:name="_Toc228224773"/>
       <w:r>
         <w:t>Suposiciones y dependencias</w:t>
       </w:r>
-      <w:bookmarkEnd w:id="57"/>
+      <w:bookmarkEnd w:id="52"/>
     </w:p>
     <w:p>
       <w:pPr>
@@ -6631,7 +6669,7 @@
           <w:bCs/>
         </w:rPr>
       </w:pPr>
-      <w:bookmarkStart w:id="58" w:name="_Toc228224774"/>
+      <w:bookmarkStart w:id="53" w:name="_Toc228224774"/>
       <w:r>
         <w:rPr>
           <w:b w:val="0"/>
@@ -6655,7 +6693,7 @@
         </w:rPr>
         <w:t>.</w:t>
       </w:r>
-      <w:bookmarkEnd w:id="58"/>
+      <w:bookmarkEnd w:id="53"/>
     </w:p>
     <w:p>
       <w:pPr>
@@ -6666,7 +6704,7 @@
           <w:bCs/>
         </w:rPr>
       </w:pPr>
-      <w:bookmarkStart w:id="59" w:name="_Toc228224775"/>
+      <w:bookmarkStart w:id="54" w:name="_Toc228224775"/>
       <w:r>
         <w:rPr>
           <w:b w:val="0"/>
@@ -6690,7 +6728,7 @@
         </w:rPr>
         <w:t xml:space="preserve"> previamente recopilados.</w:t>
       </w:r>
-      <w:bookmarkEnd w:id="59"/>
+      <w:bookmarkEnd w:id="54"/>
     </w:p>
     <w:p>
       <w:pPr>
@@ -6701,7 +6739,7 @@
           <w:bCs/>
         </w:rPr>
       </w:pPr>
-      <w:bookmarkStart w:id="60" w:name="_Toc228224776"/>
+      <w:bookmarkStart w:id="55" w:name="_Toc228224776"/>
       <w:r>
         <w:rPr>
           <w:b w:val="0"/>
@@ -6709,7 +6747,7 @@
         </w:rPr>
         <w:t>El correcto funcionamiento del sistema también depende del uso adecuado de herramientas de análisis de datos y de la calidad de la información utilizada.</w:t>
       </w:r>
-      <w:bookmarkEnd w:id="60"/>
+      <w:bookmarkEnd w:id="55"/>
     </w:p>
     <w:p/>
     <w:p>
@@ -6720,12 +6758,12 @@
           <w:numId w:val="1"/>
         </w:numPr>
       </w:pPr>
-      <w:bookmarkStart w:id="61" w:name="_Toc228224777"/>
+      <w:bookmarkStart w:id="56" w:name="_Toc228224777"/>
       <w:r>
         <w:lastRenderedPageBreak/>
         <w:t>Costos y precios</w:t>
       </w:r>
-      <w:bookmarkEnd w:id="61"/>
+      <w:bookmarkEnd w:id="56"/>
     </w:p>
     <w:p/>
     <w:p>
@@ -6737,7 +6775,7 @@
           <w:bCs/>
         </w:rPr>
       </w:pPr>
-      <w:bookmarkStart w:id="62" w:name="_Toc228224778"/>
+      <w:bookmarkStart w:id="57" w:name="_Toc228224778"/>
       <w:r>
         <w:rPr>
           <w:b w:val="0"/>
@@ -6745,7 +6783,7 @@
         </w:rPr>
         <w:t>El sistema no contempla costos para los usuarios finales, ya que se desarrolla en un entorno académico con fines educativos.</w:t>
       </w:r>
-      <w:bookmarkEnd w:id="62"/>
+      <w:bookmarkEnd w:id="57"/>
     </w:p>
     <w:p>
       <w:pPr>
@@ -6756,7 +6794,7 @@
           <w:bCs/>
         </w:rPr>
       </w:pPr>
-      <w:bookmarkStart w:id="63" w:name="_Toc228224779"/>
+      <w:bookmarkStart w:id="58" w:name="_Toc228224779"/>
       <w:r>
         <w:rPr>
           <w:b w:val="0"/>
@@ -6764,7 +6802,7 @@
         </w:rPr>
         <w:t>Los costos asociados corresponden al desarrollo, implementación y mantenimiento del sistema, los cuales han sido detallados en el informe de factibilidad.</w:t>
       </w:r>
-      <w:bookmarkEnd w:id="63"/>
+      <w:bookmarkEnd w:id="58"/>
     </w:p>
     <w:p>
       <w:pPr>
@@ -6775,7 +6813,7 @@
           <w:bCs/>
         </w:rPr>
       </w:pPr>
-      <w:bookmarkStart w:id="64" w:name="_Toc228224780"/>
+      <w:bookmarkStart w:id="59" w:name="_Toc228224780"/>
       <w:r>
         <w:rPr>
           <w:b w:val="0"/>
@@ -6799,7 +6837,7 @@
         </w:rPr>
         <w:t xml:space="preserve"> será gratuito, permitiendo su uso por parte de estudiantes, docentes y ciudadanos interesados.</w:t>
       </w:r>
-      <w:bookmarkEnd w:id="64"/>
+      <w:bookmarkEnd w:id="59"/>
     </w:p>
     <w:p/>
     <w:p>
@@ -6810,11 +6848,11 @@
           <w:numId w:val="1"/>
         </w:numPr>
       </w:pPr>
-      <w:bookmarkStart w:id="65" w:name="_Toc228224781"/>
+      <w:bookmarkStart w:id="60" w:name="_Toc228224781"/>
       <w:r>
         <w:t>Licenciamiento e instalación</w:t>
       </w:r>
-      <w:bookmarkEnd w:id="65"/>
+      <w:bookmarkEnd w:id="60"/>
       <w:r>
         <w:t xml:space="preserve"> </w:t>
       </w:r>
@@ -6829,7 +6867,7 @@
           <w:bCs/>
         </w:rPr>
       </w:pPr>
-      <w:bookmarkStart w:id="66" w:name="_Toc228224782"/>
+      <w:bookmarkStart w:id="61" w:name="_Toc228224782"/>
       <w:r>
         <w:rPr>
           <w:b w:val="0"/>
@@ -6837,7 +6875,7 @@
         </w:rPr>
         <w:t>El sistema será implementado como una plataforma digital accesible mediante navegador web, sin necesidad de instalación por parte del usuario final.</w:t>
       </w:r>
-      <w:bookmarkEnd w:id="66"/>
+      <w:bookmarkEnd w:id="61"/>
     </w:p>
     <w:p>
       <w:pPr>
@@ -6848,7 +6886,7 @@
           <w:bCs/>
         </w:rPr>
       </w:pPr>
-      <w:bookmarkStart w:id="67" w:name="_Toc228224783"/>
+      <w:bookmarkStart w:id="62" w:name="_Toc228224783"/>
       <w:r>
         <w:rPr>
           <w:b w:val="0"/>
@@ -6872,7 +6910,7 @@
         </w:rPr>
         <w:t xml:space="preserve"> desde cualquier dispositivo con conexión a internet.</w:t>
       </w:r>
-      <w:bookmarkEnd w:id="67"/>
+      <w:bookmarkEnd w:id="62"/>
     </w:p>
     <w:p>
       <w:pPr>
@@ -6883,7 +6921,7 @@
           <w:bCs/>
         </w:rPr>
       </w:pPr>
-      <w:bookmarkStart w:id="68" w:name="_Toc228224784"/>
+      <w:bookmarkStart w:id="63" w:name="_Toc228224784"/>
       <w:r>
         <w:rPr>
           <w:b w:val="0"/>
@@ -6891,7 +6929,7 @@
         </w:rPr>
         <w:t>Las herramientas utilizadas para su desarrollo serán de uso libre o educativo, garantizando la viabilidad del sistema en el entorno académico.</w:t>
       </w:r>
-      <w:bookmarkEnd w:id="68"/>
+      <w:bookmarkEnd w:id="63"/>
     </w:p>
     <w:p/>
     <w:p>
@@ -6902,12 +6940,12 @@
           <w:numId w:val="1"/>
         </w:numPr>
       </w:pPr>
-      <w:bookmarkStart w:id="69" w:name="_Toc228224785"/>
+      <w:bookmarkStart w:id="64" w:name="_Toc228224785"/>
       <w:r>
         <w:lastRenderedPageBreak/>
         <w:t>CARACTERÍSTICAS DEL PRODUCTO</w:t>
       </w:r>
-      <w:bookmarkEnd w:id="69"/>
+      <w:bookmarkEnd w:id="64"/>
       <w:r>
         <w:t xml:space="preserve"> </w:t>
       </w:r>
@@ -6921,7 +6959,7 @@
           <w:bCs/>
         </w:rPr>
       </w:pPr>
-      <w:bookmarkStart w:id="70" w:name="_Toc228224786"/>
+      <w:bookmarkStart w:id="65" w:name="_Toc228224786"/>
       <w:r>
         <w:rPr>
           <w:b w:val="0"/>
@@ -6945,7 +6983,7 @@
         </w:rPr>
         <w:t xml:space="preserve"> de análisis electoral contará con las siguientes características principales:</w:t>
       </w:r>
-      <w:bookmarkEnd w:id="70"/>
+      <w:bookmarkEnd w:id="65"/>
     </w:p>
     <w:p>
       <w:pPr>
@@ -6960,7 +6998,7 @@
           <w:bCs/>
         </w:rPr>
       </w:pPr>
-      <w:bookmarkStart w:id="71" w:name="_Toc228224787"/>
+      <w:bookmarkStart w:id="66" w:name="_Toc228224787"/>
       <w:r>
         <w:rPr>
           <w:b w:val="0"/>
@@ -6968,7 +7006,7 @@
         </w:rPr>
         <w:t>Visualización de resultados electorales mediante gráficos interactivos</w:t>
       </w:r>
-      <w:bookmarkEnd w:id="71"/>
+      <w:bookmarkEnd w:id="66"/>
     </w:p>
     <w:p>
       <w:pPr>
@@ -6983,7 +7021,7 @@
           <w:bCs/>
         </w:rPr>
       </w:pPr>
-      <w:bookmarkStart w:id="72" w:name="_Toc228224788"/>
+      <w:bookmarkStart w:id="67" w:name="_Toc228224788"/>
       <w:r>
         <w:rPr>
           <w:b w:val="0"/>
@@ -6991,7 +7029,7 @@
         </w:rPr>
         <w:t>Comparación de candidatos presidenciales</w:t>
       </w:r>
-      <w:bookmarkEnd w:id="72"/>
+      <w:bookmarkEnd w:id="67"/>
       <w:r>
         <w:rPr>
           <w:b w:val="0"/>
@@ -7013,21 +7051,19 @@
           <w:bCs/>
         </w:rPr>
       </w:pPr>
-      <w:bookmarkStart w:id="73" w:name="_Toc228224789"/>
-      <w:r>
-        <w:rPr>
-          <w:b w:val="0"/>
-          <w:bCs/>
-        </w:rPr>
-        <w:t>Análisis de propuestas de gobierno por sectores (educación, salud, economía, etc.)</w:t>
-      </w:r>
-      <w:bookmarkEnd w:id="73"/>
-      <w:r>
-        <w:rPr>
-          <w:b w:val="0"/>
-          <w:bCs/>
-        </w:rPr>
-        <w:t xml:space="preserve">  </w:t>
+      <w:r>
+        <w:rPr>
+          <w:b w:val="0"/>
+          <w:bCs/>
+        </w:rPr>
+        <w:t>Análisis de perfil socioeconómico y legal por candidato</w:t>
+      </w:r>
+      <w:r>
+        <w:rPr>
+          <w:b w:val="0"/>
+          <w:bCs/>
+        </w:rPr>
+        <w:t>.</w:t>
       </w:r>
     </w:p>
     <w:p>
@@ -7043,7 +7079,7 @@
           <w:bCs/>
         </w:rPr>
       </w:pPr>
-      <w:bookmarkStart w:id="74" w:name="_Toc228224790"/>
+      <w:bookmarkStart w:id="68" w:name="_Toc228224790"/>
       <w:r>
         <w:rPr>
           <w:b w:val="0"/>
@@ -7051,7 +7087,7 @@
         </w:rPr>
         <w:t>Uso de filtros y segmentación de datos para personalizar el análisis</w:t>
       </w:r>
-      <w:bookmarkEnd w:id="74"/>
+      <w:bookmarkEnd w:id="68"/>
       <w:r>
         <w:rPr>
           <w:b w:val="0"/>
@@ -7073,7 +7109,7 @@
           <w:bCs/>
         </w:rPr>
       </w:pPr>
-      <w:bookmarkStart w:id="75" w:name="_Toc228224791"/>
+      <w:bookmarkStart w:id="69" w:name="_Toc228224791"/>
       <w:r>
         <w:rPr>
           <w:b w:val="0"/>
@@ -7081,7 +7117,7 @@
         </w:rPr>
         <w:t>Generación de reportes visuales</w:t>
       </w:r>
-      <w:bookmarkEnd w:id="75"/>
+      <w:bookmarkEnd w:id="69"/>
       <w:r>
         <w:rPr>
           <w:b w:val="0"/>
@@ -7103,7 +7139,7 @@
           <w:bCs/>
         </w:rPr>
       </w:pPr>
-      <w:bookmarkStart w:id="76" w:name="_Toc228224792"/>
+      <w:bookmarkStart w:id="70" w:name="_Toc228224792"/>
       <w:r>
         <w:rPr>
           <w:b w:val="0"/>
@@ -7111,7 +7147,7 @@
         </w:rPr>
         <w:t>Interfaz intuitiva y fácil de usar</w:t>
       </w:r>
-      <w:bookmarkEnd w:id="76"/>
+      <w:bookmarkEnd w:id="70"/>
       <w:r>
         <w:rPr>
           <w:b w:val="0"/>
@@ -7129,7 +7165,7 @@
           <w:bCs/>
         </w:rPr>
       </w:pPr>
-      <w:bookmarkStart w:id="77" w:name="_Toc228224793"/>
+      <w:bookmarkStart w:id="71" w:name="_Toc228224793"/>
       <w:r>
         <w:rPr>
           <w:b w:val="0"/>
@@ -7137,7 +7173,7 @@
         </w:rPr>
         <w:t>Estas características permiten transformar la información electoral en una herramienta accesible para el análisis y la toma de decisiones.</w:t>
       </w:r>
-      <w:bookmarkEnd w:id="77"/>
+      <w:bookmarkEnd w:id="71"/>
     </w:p>
     <w:p>
       <w:pPr>
@@ -7147,11 +7183,11 @@
           <w:numId w:val="1"/>
         </w:numPr>
       </w:pPr>
-      <w:bookmarkStart w:id="78" w:name="_Toc228224794"/>
+      <w:bookmarkStart w:id="72" w:name="_Toc228224794"/>
       <w:r>
         <w:t>RESTRICCIONES</w:t>
       </w:r>
-      <w:bookmarkEnd w:id="78"/>
+      <w:bookmarkEnd w:id="72"/>
     </w:p>
     <w:p>
       <w:pPr>
@@ -7162,7 +7198,7 @@
           <w:bCs/>
         </w:rPr>
       </w:pPr>
-      <w:bookmarkStart w:id="79" w:name="_Toc228224795"/>
+      <w:bookmarkStart w:id="73" w:name="_Toc228224795"/>
       <w:r>
         <w:rPr>
           <w:b w:val="0"/>
@@ -7170,7 +7206,7 @@
         </w:rPr>
         <w:t>El sistema presenta las siguientes restricciones:</w:t>
       </w:r>
-      <w:bookmarkEnd w:id="79"/>
+      <w:bookmarkEnd w:id="73"/>
     </w:p>
     <w:p>
       <w:pPr>
@@ -7185,7 +7221,7 @@
           <w:bCs/>
         </w:rPr>
       </w:pPr>
-      <w:bookmarkStart w:id="80" w:name="_Toc228224796"/>
+      <w:bookmarkStart w:id="74" w:name="_Toc228224796"/>
       <w:r>
         <w:rPr>
           <w:b w:val="0"/>
@@ -7193,7 +7229,7 @@
         </w:rPr>
         <w:t>Dependencia de conexión a internet para su uso</w:t>
       </w:r>
-      <w:bookmarkEnd w:id="80"/>
+      <w:bookmarkEnd w:id="74"/>
       <w:r>
         <w:rPr>
           <w:b w:val="0"/>
@@ -7215,7 +7251,7 @@
           <w:bCs/>
         </w:rPr>
       </w:pPr>
-      <w:bookmarkStart w:id="81" w:name="_Toc228224797"/>
+      <w:bookmarkStart w:id="75" w:name="_Toc228224797"/>
       <w:r>
         <w:rPr>
           <w:b w:val="0"/>
@@ -7223,7 +7259,7 @@
         </w:rPr>
         <w:t>Uso de datos previamente recopilados (no en tiempo real)</w:t>
       </w:r>
-      <w:bookmarkEnd w:id="81"/>
+      <w:bookmarkEnd w:id="75"/>
       <w:r>
         <w:rPr>
           <w:b w:val="0"/>
@@ -7245,7 +7281,7 @@
           <w:bCs/>
         </w:rPr>
       </w:pPr>
-      <w:bookmarkStart w:id="82" w:name="_Toc228224798"/>
+      <w:bookmarkStart w:id="76" w:name="_Toc228224798"/>
       <w:r>
         <w:rPr>
           <w:b w:val="0"/>
@@ -7253,7 +7289,7 @@
         </w:rPr>
         <w:t>Limitación a herramientas gratuitas o académicas</w:t>
       </w:r>
-      <w:bookmarkEnd w:id="82"/>
+      <w:bookmarkEnd w:id="76"/>
       <w:r>
         <w:rPr>
           <w:b w:val="0"/>
@@ -7275,7 +7311,7 @@
           <w:bCs/>
         </w:rPr>
       </w:pPr>
-      <w:bookmarkStart w:id="83" w:name="_Toc228224799"/>
+      <w:bookmarkStart w:id="77" w:name="_Toc228224799"/>
       <w:r>
         <w:rPr>
           <w:b w:val="0"/>
@@ -7283,7 +7319,7 @@
         </w:rPr>
         <w:t>Acceso mediante navegador web (no aplicación móvil)</w:t>
       </w:r>
-      <w:bookmarkEnd w:id="83"/>
+      <w:bookmarkEnd w:id="77"/>
       <w:r>
         <w:rPr>
           <w:b w:val="0"/>
@@ -7305,7 +7341,7 @@
           <w:bCs/>
         </w:rPr>
       </w:pPr>
-      <w:bookmarkStart w:id="84" w:name="_Toc228224800"/>
+      <w:bookmarkStart w:id="78" w:name="_Toc228224800"/>
       <w:r>
         <w:rPr>
           <w:b w:val="0"/>
@@ -7313,7 +7349,7 @@
         </w:rPr>
         <w:t>Dependencia de la calidad de los datos utilizados</w:t>
       </w:r>
-      <w:bookmarkEnd w:id="84"/>
+      <w:bookmarkEnd w:id="78"/>
       <w:r>
         <w:rPr>
           <w:b w:val="0"/>
@@ -7331,7 +7367,7 @@
           <w:bCs/>
         </w:rPr>
       </w:pPr>
-      <w:bookmarkStart w:id="85" w:name="_Toc228224801"/>
+      <w:bookmarkStart w:id="79" w:name="_Toc228224801"/>
       <w:r>
         <w:rPr>
           <w:b w:val="0"/>
@@ -7339,7 +7375,7 @@
         </w:rPr>
         <w:t>Estas restricciones se deben principalmente al enfoque académico del proyecto.</w:t>
       </w:r>
-      <w:bookmarkEnd w:id="85"/>
+      <w:bookmarkEnd w:id="79"/>
     </w:p>
     <w:p>
       <w:pPr>
@@ -7349,11 +7385,11 @@
           <w:numId w:val="1"/>
         </w:numPr>
       </w:pPr>
-      <w:bookmarkStart w:id="86" w:name="_Toc228224802"/>
+      <w:bookmarkStart w:id="80" w:name="_Toc228224802"/>
       <w:r>
         <w:t>RANGOS DE CALIDAD</w:t>
       </w:r>
-      <w:bookmarkEnd w:id="86"/>
+      <w:bookmarkEnd w:id="80"/>
       <w:r>
         <w:t xml:space="preserve"> </w:t>
       </w:r>
@@ -7368,7 +7404,7 @@
           <w:bCs/>
         </w:rPr>
       </w:pPr>
-      <w:bookmarkStart w:id="87" w:name="_Toc228224803"/>
+      <w:bookmarkStart w:id="81" w:name="_Toc228224803"/>
       <w:r>
         <w:rPr>
           <w:b w:val="0"/>
@@ -7377,7 +7413,7 @@
         <w:lastRenderedPageBreak/>
         <w:t>El sistema presenta las siguientes restricciones:</w:t>
       </w:r>
-      <w:bookmarkEnd w:id="87"/>
+      <w:bookmarkEnd w:id="81"/>
     </w:p>
     <w:p>
       <w:pPr>
@@ -7392,7 +7428,7 @@
           <w:bCs/>
         </w:rPr>
       </w:pPr>
-      <w:bookmarkStart w:id="88" w:name="_Toc228224804"/>
+      <w:bookmarkStart w:id="82" w:name="_Toc228224804"/>
       <w:r>
         <w:rPr>
           <w:b w:val="0"/>
@@ -7400,7 +7436,7 @@
         </w:rPr>
         <w:t>Dependencia de conexión a internet para su uso</w:t>
       </w:r>
-      <w:bookmarkEnd w:id="88"/>
+      <w:bookmarkEnd w:id="82"/>
       <w:r>
         <w:rPr>
           <w:b w:val="0"/>
@@ -7422,7 +7458,7 @@
           <w:bCs/>
         </w:rPr>
       </w:pPr>
-      <w:bookmarkStart w:id="89" w:name="_Toc228224805"/>
+      <w:bookmarkStart w:id="83" w:name="_Toc228224805"/>
       <w:r>
         <w:rPr>
           <w:b w:val="0"/>
@@ -7430,7 +7466,7 @@
         </w:rPr>
         <w:t>Uso de datos previamente recopilados (no en tiempo real)</w:t>
       </w:r>
-      <w:bookmarkEnd w:id="89"/>
+      <w:bookmarkEnd w:id="83"/>
       <w:r>
         <w:rPr>
           <w:b w:val="0"/>
@@ -7452,7 +7488,7 @@
           <w:bCs/>
         </w:rPr>
       </w:pPr>
-      <w:bookmarkStart w:id="90" w:name="_Toc228224806"/>
+      <w:bookmarkStart w:id="84" w:name="_Toc228224806"/>
       <w:r>
         <w:rPr>
           <w:b w:val="0"/>
@@ -7460,7 +7496,7 @@
         </w:rPr>
         <w:t>Limitación a herramientas gratuitas o académicas</w:t>
       </w:r>
-      <w:bookmarkEnd w:id="90"/>
+      <w:bookmarkEnd w:id="84"/>
       <w:r>
         <w:rPr>
           <w:b w:val="0"/>
@@ -7482,7 +7518,7 @@
           <w:bCs/>
         </w:rPr>
       </w:pPr>
-      <w:bookmarkStart w:id="91" w:name="_Toc228224807"/>
+      <w:bookmarkStart w:id="85" w:name="_Toc228224807"/>
       <w:r>
         <w:rPr>
           <w:b w:val="0"/>
@@ -7490,7 +7526,7 @@
         </w:rPr>
         <w:t>Acceso mediante navegador web (no aplicación móvil)</w:t>
       </w:r>
-      <w:bookmarkEnd w:id="91"/>
+      <w:bookmarkEnd w:id="85"/>
       <w:r>
         <w:rPr>
           <w:b w:val="0"/>
@@ -7512,7 +7548,7 @@
           <w:bCs/>
         </w:rPr>
       </w:pPr>
-      <w:bookmarkStart w:id="92" w:name="_Toc228224808"/>
+      <w:bookmarkStart w:id="86" w:name="_Toc228224808"/>
       <w:r>
         <w:rPr>
           <w:b w:val="0"/>
@@ -7520,7 +7556,7 @@
         </w:rPr>
         <w:t>Dependencia de la calidad de los datos utilizados</w:t>
       </w:r>
-      <w:bookmarkEnd w:id="92"/>
+      <w:bookmarkEnd w:id="86"/>
       <w:r>
         <w:rPr>
           <w:b w:val="0"/>
@@ -7538,7 +7574,7 @@
           <w:bCs/>
         </w:rPr>
       </w:pPr>
-      <w:bookmarkStart w:id="93" w:name="_Toc228224809"/>
+      <w:bookmarkStart w:id="87" w:name="_Toc228224809"/>
       <w:r>
         <w:rPr>
           <w:b w:val="0"/>
@@ -7546,7 +7582,7 @@
         </w:rPr>
         <w:t>Estas restricciones se deben principalmente al enfoque académico del proyecto.</w:t>
       </w:r>
-      <w:bookmarkEnd w:id="93"/>
+      <w:bookmarkEnd w:id="87"/>
     </w:p>
     <w:p>
       <w:pPr>
@@ -7556,11 +7592,11 @@
           <w:numId w:val="1"/>
         </w:numPr>
       </w:pPr>
-      <w:bookmarkStart w:id="94" w:name="_Toc228224810"/>
+      <w:bookmarkStart w:id="88" w:name="_Toc228224810"/>
       <w:r>
         <w:t>PRECEDENCIA Y PRIORIDAD</w:t>
       </w:r>
-      <w:bookmarkEnd w:id="94"/>
+      <w:bookmarkEnd w:id="88"/>
     </w:p>
     <w:p>
       <w:pPr>
@@ -7571,7 +7607,7 @@
           <w:bCs/>
         </w:rPr>
       </w:pPr>
-      <w:bookmarkStart w:id="95" w:name="_Toc228224811"/>
+      <w:bookmarkStart w:id="89" w:name="_Toc228224811"/>
       <w:r>
         <w:rPr>
           <w:b w:val="0"/>
@@ -7579,7 +7615,7 @@
         </w:rPr>
         <w:t>Las funcionalidades del sistema se priorizan de la siguiente manera:</w:t>
       </w:r>
-      <w:bookmarkEnd w:id="95"/>
+      <w:bookmarkEnd w:id="89"/>
     </w:p>
     <w:p>
       <w:pPr>
@@ -7590,7 +7626,7 @@
           <w:bCs/>
         </w:rPr>
       </w:pPr>
-      <w:bookmarkStart w:id="96" w:name="_Toc228224812"/>
+      <w:bookmarkStart w:id="90" w:name="_Toc228224812"/>
       <w:r>
         <w:rPr>
           <w:b w:val="0"/>
@@ -7598,7 +7634,7 @@
         </w:rPr>
         <w:t>Prioridad alta:</w:t>
       </w:r>
-      <w:bookmarkEnd w:id="96"/>
+      <w:bookmarkEnd w:id="90"/>
     </w:p>
     <w:p>
       <w:pPr>
@@ -7613,7 +7649,7 @@
           <w:bCs/>
         </w:rPr>
       </w:pPr>
-      <w:bookmarkStart w:id="97" w:name="_Toc228224813"/>
+      <w:bookmarkStart w:id="91" w:name="_Toc228224813"/>
       <w:r>
         <w:rPr>
           <w:b w:val="0"/>
@@ -7621,7 +7657,7 @@
         </w:rPr>
         <w:t>Visualización de resultados electorales</w:t>
       </w:r>
-      <w:bookmarkEnd w:id="97"/>
+      <w:bookmarkEnd w:id="91"/>
       <w:r>
         <w:rPr>
           <w:b w:val="0"/>
@@ -7643,7 +7679,7 @@
           <w:bCs/>
         </w:rPr>
       </w:pPr>
-      <w:bookmarkStart w:id="98" w:name="_Toc228224814"/>
+      <w:bookmarkStart w:id="92" w:name="_Toc228224814"/>
       <w:r>
         <w:rPr>
           <w:b w:val="0"/>
@@ -7651,7 +7687,7 @@
         </w:rPr>
         <w:t>Comparación de candidatos</w:t>
       </w:r>
-      <w:bookmarkEnd w:id="98"/>
+      <w:bookmarkEnd w:id="92"/>
       <w:r>
         <w:rPr>
           <w:b w:val="0"/>
@@ -7669,7 +7705,7 @@
           <w:bCs/>
         </w:rPr>
       </w:pPr>
-      <w:bookmarkStart w:id="99" w:name="_Toc228224815"/>
+      <w:bookmarkStart w:id="93" w:name="_Toc228224815"/>
       <w:r>
         <w:rPr>
           <w:b w:val="0"/>
@@ -7677,7 +7713,7 @@
         </w:rPr>
         <w:t>Prioridad media:</w:t>
       </w:r>
-      <w:bookmarkEnd w:id="99"/>
+      <w:bookmarkEnd w:id="93"/>
     </w:p>
     <w:p>
       <w:pPr>
@@ -7692,7 +7728,7 @@
           <w:bCs/>
         </w:rPr>
       </w:pPr>
-      <w:bookmarkStart w:id="100" w:name="_Toc228224816"/>
+      <w:bookmarkStart w:id="94" w:name="_Toc228224816"/>
       <w:r>
         <w:rPr>
           <w:b w:val="0"/>
@@ -7700,7 +7736,7 @@
         </w:rPr>
         <w:t>Análisis de propuestas por sector</w:t>
       </w:r>
-      <w:bookmarkEnd w:id="100"/>
+      <w:bookmarkEnd w:id="94"/>
       <w:r>
         <w:rPr>
           <w:b w:val="0"/>
@@ -7722,7 +7758,7 @@
           <w:bCs/>
         </w:rPr>
       </w:pPr>
-      <w:bookmarkStart w:id="101" w:name="_Toc228224817"/>
+      <w:bookmarkStart w:id="95" w:name="_Toc228224817"/>
       <w:r>
         <w:rPr>
           <w:b w:val="0"/>
@@ -7730,7 +7766,7 @@
         </w:rPr>
         <w:t>Filtros interactivos</w:t>
       </w:r>
-      <w:bookmarkEnd w:id="101"/>
+      <w:bookmarkEnd w:id="95"/>
       <w:r>
         <w:rPr>
           <w:b w:val="0"/>
@@ -7748,7 +7784,7 @@
           <w:bCs/>
         </w:rPr>
       </w:pPr>
-      <w:bookmarkStart w:id="102" w:name="_Toc228224818"/>
+      <w:bookmarkStart w:id="96" w:name="_Toc228224818"/>
       <w:r>
         <w:rPr>
           <w:b w:val="0"/>
@@ -7763,7 +7799,7 @@
         </w:rPr>
         <w:t>:</w:t>
       </w:r>
-      <w:bookmarkEnd w:id="102"/>
+      <w:bookmarkEnd w:id="96"/>
     </w:p>
     <w:p>
       <w:pPr>
@@ -7778,7 +7814,7 @@
           <w:bCs/>
         </w:rPr>
       </w:pPr>
-      <w:bookmarkStart w:id="103" w:name="_Toc228224819"/>
+      <w:bookmarkStart w:id="97" w:name="_Toc228224819"/>
       <w:r>
         <w:rPr>
           <w:b w:val="0"/>
@@ -7786,7 +7822,7 @@
         </w:rPr>
         <w:t>Generación de reportes avanzados</w:t>
       </w:r>
-      <w:bookmarkEnd w:id="103"/>
+      <w:bookmarkEnd w:id="97"/>
       <w:r>
         <w:rPr>
           <w:b w:val="0"/>
@@ -7808,7 +7844,7 @@
           <w:bCs/>
         </w:rPr>
       </w:pPr>
-      <w:bookmarkStart w:id="104" w:name="_Toc228224820"/>
+      <w:bookmarkStart w:id="98" w:name="_Toc228224820"/>
       <w:r>
         <w:rPr>
           <w:b w:val="0"/>
@@ -7816,7 +7852,7 @@
         </w:rPr>
         <w:t>Mejoras visuales adicionales</w:t>
       </w:r>
-      <w:bookmarkEnd w:id="104"/>
+      <w:bookmarkEnd w:id="98"/>
       <w:r>
         <w:rPr>
           <w:b w:val="0"/>
@@ -7834,7 +7870,7 @@
           <w:bCs/>
         </w:rPr>
       </w:pPr>
-      <w:bookmarkStart w:id="105" w:name="_Toc228224821"/>
+      <w:bookmarkStart w:id="99" w:name="_Toc228224821"/>
       <w:r>
         <w:rPr>
           <w:b w:val="0"/>
@@ -7842,7 +7878,7 @@
         </w:rPr>
         <w:t>Esta priorización permite asegurar una implementación progresiva del sistema.</w:t>
       </w:r>
-      <w:bookmarkEnd w:id="105"/>
+      <w:bookmarkEnd w:id="99"/>
     </w:p>
     <w:p>
       <w:pPr>
@@ -7852,11 +7888,11 @@
           <w:numId w:val="1"/>
         </w:numPr>
       </w:pPr>
-      <w:bookmarkStart w:id="106" w:name="_Toc228224822"/>
+      <w:bookmarkStart w:id="100" w:name="_Toc228224822"/>
       <w:r>
         <w:t>OTROS REQUERIMIENTOS DEL PRODUCTO</w:t>
       </w:r>
-      <w:bookmarkEnd w:id="106"/>
+      <w:bookmarkEnd w:id="100"/>
       <w:r>
         <w:t xml:space="preserve"> </w:t>
       </w:r>
@@ -7870,7 +7906,7 @@
           <w:bCs/>
         </w:rPr>
       </w:pPr>
-      <w:bookmarkStart w:id="107" w:name="_Toc228224823"/>
+      <w:bookmarkStart w:id="101" w:name="_Toc228224823"/>
       <w:r>
         <w:rPr>
           <w:b w:val="0"/>
@@ -7878,7 +7914,7 @@
         </w:rPr>
         <w:t>El sistema deberá cumplir con los siguientes requerimientos adicionales:</w:t>
       </w:r>
-      <w:bookmarkEnd w:id="107"/>
+      <w:bookmarkEnd w:id="101"/>
     </w:p>
     <w:p>
       <w:pPr>
@@ -7893,7 +7929,7 @@
           <w:bCs/>
         </w:rPr>
       </w:pPr>
-      <w:bookmarkStart w:id="108" w:name="_Toc228224824"/>
+      <w:bookmarkStart w:id="102" w:name="_Toc228224824"/>
       <w:r>
         <w:rPr>
           <w:b w:val="0"/>
@@ -7901,7 +7937,7 @@
         </w:rPr>
         <w:t>Compatibilidad con navegadores web modernos</w:t>
       </w:r>
-      <w:bookmarkEnd w:id="108"/>
+      <w:bookmarkEnd w:id="102"/>
       <w:r>
         <w:rPr>
           <w:b w:val="0"/>
@@ -7923,7 +7959,7 @@
           <w:bCs/>
         </w:rPr>
       </w:pPr>
-      <w:bookmarkStart w:id="109" w:name="_Toc228224825"/>
+      <w:bookmarkStart w:id="103" w:name="_Toc228224825"/>
       <w:r>
         <w:rPr>
           <w:b w:val="0"/>
@@ -7931,7 +7967,7 @@
         </w:rPr>
         <w:t>Diseño responsivo para diferentes dispositivos</w:t>
       </w:r>
-      <w:bookmarkEnd w:id="109"/>
+      <w:bookmarkEnd w:id="103"/>
       <w:r>
         <w:rPr>
           <w:b w:val="0"/>
@@ -7953,7 +7989,7 @@
           <w:bCs/>
         </w:rPr>
       </w:pPr>
-      <w:bookmarkStart w:id="110" w:name="_Toc228224826"/>
+      <w:bookmarkStart w:id="104" w:name="_Toc228224826"/>
       <w:r>
         <w:rPr>
           <w:b w:val="0"/>
@@ -7962,7 +7998,7 @@
         <w:lastRenderedPageBreak/>
         <w:t>Uso de buenas prácticas de desarrollo</w:t>
       </w:r>
-      <w:bookmarkEnd w:id="110"/>
+      <w:bookmarkEnd w:id="104"/>
       <w:r>
         <w:rPr>
           <w:b w:val="0"/>
@@ -7984,7 +8020,7 @@
           <w:bCs/>
         </w:rPr>
       </w:pPr>
-      <w:bookmarkStart w:id="111" w:name="_Toc228224827"/>
+      <w:bookmarkStart w:id="105" w:name="_Toc228224827"/>
       <w:r>
         <w:rPr>
           <w:b w:val="0"/>
@@ -7992,7 +8028,7 @@
         </w:rPr>
         <w:t>Escalabilidad para futuras mejoras</w:t>
       </w:r>
-      <w:bookmarkEnd w:id="111"/>
+      <w:bookmarkEnd w:id="105"/>
       <w:r>
         <w:rPr>
           <w:b w:val="0"/>
@@ -8014,7 +8050,7 @@
           <w:bCs/>
         </w:rPr>
       </w:pPr>
-      <w:bookmarkStart w:id="112" w:name="_Toc228224828"/>
+      <w:bookmarkStart w:id="106" w:name="_Toc228224828"/>
       <w:r>
         <w:rPr>
           <w:b w:val="0"/>
@@ -8022,7 +8058,7 @@
         </w:rPr>
         <w:t>Facilidad de mantenimiento</w:t>
       </w:r>
-      <w:bookmarkEnd w:id="112"/>
+      <w:bookmarkEnd w:id="106"/>
       <w:r>
         <w:rPr>
           <w:b w:val="0"/>
@@ -8040,7 +8076,7 @@
           <w:bCs/>
         </w:rPr>
       </w:pPr>
-      <w:bookmarkStart w:id="113" w:name="_Toc228224829"/>
+      <w:bookmarkStart w:id="107" w:name="_Toc228224829"/>
       <w:r>
         <w:rPr>
           <w:b w:val="0"/>
@@ -8048,7 +8084,7 @@
         </w:rPr>
         <w:t>Asimismo, se deberán considerar los siguientes estándares:</w:t>
       </w:r>
-      <w:bookmarkEnd w:id="113"/>
+      <w:bookmarkEnd w:id="107"/>
     </w:p>
     <w:p>
       <w:pPr>
@@ -8062,7 +8098,7 @@
           <w:bCs/>
         </w:rPr>
       </w:pPr>
-      <w:bookmarkStart w:id="114" w:name="_Toc228224830"/>
+      <w:bookmarkStart w:id="108" w:name="_Toc228224830"/>
       <w:r>
         <w:rPr>
           <w:i/>
@@ -8077,7 +8113,7 @@
         </w:rPr>
         <w:t xml:space="preserve"> uso de datos públicos y cumplimiento de normativas</w:t>
       </w:r>
-      <w:bookmarkEnd w:id="114"/>
+      <w:bookmarkEnd w:id="108"/>
       <w:r>
         <w:rPr>
           <w:b w:val="0"/>
@@ -8098,7 +8134,7 @@
           <w:bCs/>
         </w:rPr>
       </w:pPr>
-      <w:bookmarkStart w:id="115" w:name="_Toc228224831"/>
+      <w:bookmarkStart w:id="109" w:name="_Toc228224831"/>
       <w:r>
         <w:rPr>
           <w:i/>
@@ -8113,7 +8149,7 @@
         </w:rPr>
         <w:t xml:space="preserve"> claridad en la presentación de la información</w:t>
       </w:r>
-      <w:bookmarkEnd w:id="115"/>
+      <w:bookmarkEnd w:id="109"/>
       <w:r>
         <w:rPr>
           <w:b w:val="0"/>
@@ -8134,7 +8170,7 @@
           <w:bCs/>
         </w:rPr>
       </w:pPr>
-      <w:bookmarkStart w:id="116" w:name="_Toc228224832"/>
+      <w:bookmarkStart w:id="110" w:name="_Toc228224832"/>
       <w:r>
         <w:rPr>
           <w:i/>
@@ -8149,7 +8185,7 @@
         </w:rPr>
         <w:t>compatibilidad con herramientas de BI</w:t>
       </w:r>
-      <w:bookmarkEnd w:id="116"/>
+      <w:bookmarkEnd w:id="110"/>
     </w:p>
     <w:p>
       <w:pPr>
@@ -8170,7 +8206,7 @@
         </w:rPr>
         <w:t xml:space="preserve"> </w:t>
       </w:r>
-      <w:bookmarkStart w:id="117" w:name="_Toc228224833"/>
+      <w:bookmarkStart w:id="111" w:name="_Toc228224833"/>
       <w:r>
         <w:rPr>
           <w:i/>
@@ -8188,7 +8224,7 @@
         </w:rPr>
         <w:t>integridad y confiabilidad de los datos</w:t>
       </w:r>
-      <w:bookmarkEnd w:id="117"/>
+      <w:bookmarkEnd w:id="111"/>
       <w:r>
         <w:rPr>
           <w:b w:val="0"/>
@@ -8205,11 +8241,11 @@
           <w:numId w:val="1"/>
         </w:numPr>
       </w:pPr>
-      <w:bookmarkStart w:id="118" w:name="_Toc228224834"/>
+      <w:bookmarkStart w:id="112" w:name="_Toc228224834"/>
       <w:r>
         <w:t>CONCLUSIONES</w:t>
       </w:r>
-      <w:bookmarkEnd w:id="118"/>
+      <w:bookmarkEnd w:id="112"/>
       <w:r>
         <w:t xml:space="preserve"> </w:t>
       </w:r>
@@ -8224,7 +8260,7 @@
           <w:bCs/>
         </w:rPr>
       </w:pPr>
-      <w:bookmarkStart w:id="119" w:name="_Toc228224835"/>
+      <w:bookmarkStart w:id="113" w:name="_Toc228224835"/>
       <w:r>
         <w:rPr>
           <w:b w:val="0"/>
@@ -8248,7 +8284,7 @@
         </w:rPr>
         <w:t xml:space="preserve"> de análisis electoral es una solución viable que permite mejorar el acceso y análisis de la información electoral.</w:t>
       </w:r>
-      <w:bookmarkEnd w:id="119"/>
+      <w:bookmarkEnd w:id="113"/>
     </w:p>
     <w:p>
       <w:pPr>
@@ -8259,7 +8295,7 @@
           <w:bCs/>
         </w:rPr>
       </w:pPr>
-      <w:bookmarkStart w:id="120" w:name="_Toc228224836"/>
+      <w:bookmarkStart w:id="114" w:name="_Toc228224836"/>
       <w:r>
         <w:rPr>
           <w:b w:val="0"/>
@@ -8281,7 +8317,7 @@
         </w:rPr>
         <w:t>Asimismo, el sistema contribuye a la transparencia informativa y facilita la toma de decisiones mediante el uso de visualizaciones de datos.</w:t>
       </w:r>
-      <w:bookmarkEnd w:id="120"/>
+      <w:bookmarkEnd w:id="114"/>
     </w:p>
     <w:p/>
     <w:p>
@@ -8292,11 +8328,11 @@
           <w:numId w:val="1"/>
         </w:numPr>
       </w:pPr>
-      <w:bookmarkStart w:id="121" w:name="_Toc228224837"/>
+      <w:bookmarkStart w:id="115" w:name="_Toc228224837"/>
       <w:r>
         <w:t>RECOMENDACIONES</w:t>
       </w:r>
-      <w:bookmarkEnd w:id="121"/>
+      <w:bookmarkEnd w:id="115"/>
     </w:p>
     <w:p>
       <w:pPr>
@@ -8307,7 +8343,7 @@
           <w:bCs/>
         </w:rPr>
       </w:pPr>
-      <w:bookmarkStart w:id="122" w:name="_Toc228224838"/>
+      <w:bookmarkStart w:id="116" w:name="_Toc228224838"/>
       <w:r>
         <w:rPr>
           <w:b w:val="0"/>
@@ -8345,7 +8381,7 @@
         </w:rPr>
         <w:t>Asimismo, se sugiere mejorar progresivamente las visualizaciones e incorporar nuevas fuentes de datos para enriquecer el análisis.</w:t>
       </w:r>
-      <w:bookmarkEnd w:id="122"/>
+      <w:bookmarkEnd w:id="116"/>
     </w:p>
     <w:p/>
     <w:p>
@@ -8357,7 +8393,7 @@
           <w:bCs/>
         </w:rPr>
       </w:pPr>
-      <w:bookmarkStart w:id="123" w:name="_Toc228224839"/>
+      <w:bookmarkStart w:id="117" w:name="_Toc228224839"/>
       <w:r>
         <w:rPr>
           <w:b w:val="0"/>
@@ -8366,7 +8402,7 @@
         <w:lastRenderedPageBreak/>
         <w:t>También se recomienda validar el sistema mediante pruebas con usuarios para optimizar la experiencia de uso.</w:t>
       </w:r>
-      <w:bookmarkEnd w:id="123"/>
+      <w:bookmarkEnd w:id="117"/>
     </w:p>
     <w:p/>
     <w:p>
@@ -8377,11 +8413,11 @@
           <w:numId w:val="1"/>
         </w:numPr>
       </w:pPr>
-      <w:bookmarkStart w:id="124" w:name="_Toc228224840"/>
+      <w:bookmarkStart w:id="118" w:name="_Toc228224840"/>
       <w:r>
         <w:t>BIBLIOGRAFIA</w:t>
       </w:r>
-      <w:bookmarkEnd w:id="124"/>
+      <w:bookmarkEnd w:id="118"/>
     </w:p>
     <w:p>
       <w:pPr>
@@ -8391,11 +8427,11 @@
           <w:numId w:val="1"/>
         </w:numPr>
       </w:pPr>
-      <w:bookmarkStart w:id="125" w:name="_Toc228224841"/>
+      <w:bookmarkStart w:id="119" w:name="_Toc228224841"/>
       <w:r>
         <w:t>WEBGRAFIA</w:t>
       </w:r>
-      <w:bookmarkEnd w:id="125"/>
+      <w:bookmarkEnd w:id="119"/>
       <w:r>
         <w:t xml:space="preserve"> </w:t>
       </w:r>
